--- a/examples/sample-reports/acme/CSW-POV-Findings-acme.docx
+++ b/examples/sample-reports/acme/CSW-POV-Findings-acme.docx
@@ -542,6 +542,217 @@
         <w:t xml:space="preserve">Strong agent coverage means flow analytics, ADM recommendations, and policy enforcement are operating on the real estate, not a sample.</w:t>
       </w:r>
     </w:p>
+    <w:p>
+      <w:pPr>
+        <w:pStyle w:val="BodyText"/>
+      </w:pPr>
+      <w:r>
+        <w:rPr>
+          <w:b/>
+          <w:bCs/>
+        </w:rPr>
+        <w:t xml:space="preserve">Compliance reinforcement.</w:t>
+      </w:r>
+      <w:r>
+        <w:t xml:space="preserve"> </w:t>
+      </w:r>
+      <w:r>
+        <w:t xml:space="preserve">This capability supports:</w:t>
+      </w:r>
+    </w:p>
+    <w:p>
+      <w:pPr>
+        <w:pStyle w:val="Compact"/>
+        <w:numPr>
+          <w:ilvl w:val="0"/>
+          <w:numId w:val="1002"/>
+        </w:numPr>
+      </w:pPr>
+      <w:r>
+        <w:rPr>
+          <w:b/>
+          <w:bCs/>
+        </w:rPr>
+        <w:t xml:space="preserve">HIPAA</w:t>
+      </w:r>
+      <w:r>
+        <w:t xml:space="preserve"> </w:t>
+      </w:r>
+      <w:r>
+        <w:t xml:space="preserve">—</w:t>
+      </w:r>
+      <w:r>
+        <w:t xml:space="preserve"> </w:t>
+      </w:r>
+      <w:r>
+        <w:rPr>
+          <w:rStyle w:val="VerbatimChar"/>
+        </w:rPr>
+        <w:t xml:space="preserve">164.308(a)(1)(ii)(A)</w:t>
+      </w:r>
+      <w:r>
+        <w:t xml:space="preserve"> </w:t>
+      </w:r>
+      <w:r>
+        <w:t xml:space="preserve">(risk analysis requires knowing what's in scope);</w:t>
+      </w:r>
+      <w:r>
+        <w:t xml:space="preserve"> </w:t>
+      </w:r>
+      <w:r>
+        <w:rPr>
+          <w:rStyle w:val="VerbatimChar"/>
+        </w:rPr>
+        <w:t xml:space="preserve">164.310(c)</w:t>
+      </w:r>
+      <w:r>
+        <w:t xml:space="preserve"> </w:t>
+      </w:r>
+      <w:r>
+        <w:t xml:space="preserve">(workstation security depends on inventory)</w:t>
+      </w:r>
+    </w:p>
+    <w:p>
+      <w:pPr>
+        <w:pStyle w:val="Compact"/>
+        <w:numPr>
+          <w:ilvl w:val="0"/>
+          <w:numId w:val="1002"/>
+        </w:numPr>
+      </w:pPr>
+      <w:r>
+        <w:rPr>
+          <w:b/>
+          <w:bCs/>
+        </w:rPr>
+        <w:t xml:space="preserve">PCI-DSS</w:t>
+      </w:r>
+      <w:r>
+        <w:t xml:space="preserve"> </w:t>
+      </w:r>
+      <w:r>
+        <w:t xml:space="preserve">—</w:t>
+      </w:r>
+      <w:r>
+        <w:t xml:space="preserve"> </w:t>
+      </w:r>
+      <w:r>
+        <w:rPr>
+          <w:rStyle w:val="VerbatimChar"/>
+        </w:rPr>
+        <w:t xml:space="preserve">1.2.1</w:t>
+      </w:r>
+      <w:r>
+        <w:t xml:space="preserve"> </w:t>
+      </w:r>
+      <w:r>
+        <w:t xml:space="preserve">(network controls depend on knowing what they protect)</w:t>
+      </w:r>
+    </w:p>
+    <w:p>
+      <w:pPr>
+        <w:pStyle w:val="Compact"/>
+        <w:numPr>
+          <w:ilvl w:val="0"/>
+          <w:numId w:val="1002"/>
+        </w:numPr>
+      </w:pPr>
+      <w:r>
+        <w:rPr>
+          <w:b/>
+          <w:bCs/>
+        </w:rPr>
+        <w:t xml:space="preserve">NIST-800-53</w:t>
+      </w:r>
+      <w:r>
+        <w:t xml:space="preserve"> </w:t>
+      </w:r>
+      <w:r>
+        <w:t xml:space="preserve">—</w:t>
+      </w:r>
+      <w:r>
+        <w:t xml:space="preserve"> </w:t>
+      </w:r>
+      <w:r>
+        <w:rPr>
+          <w:rStyle w:val="VerbatimChar"/>
+        </w:rPr>
+        <w:t xml:space="preserve">AU-2</w:t>
+      </w:r>
+      <w:r>
+        <w:t xml:space="preserve"> </w:t>
+      </w:r>
+      <w:r>
+        <w:t xml:space="preserve">(audit events presume coverage of every workload);</w:t>
+      </w:r>
+      <w:r>
+        <w:t xml:space="preserve"> </w:t>
+      </w:r>
+      <w:r>
+        <w:rPr>
+          <w:rStyle w:val="VerbatimChar"/>
+        </w:rPr>
+        <w:t xml:space="preserve">SI-4</w:t>
+      </w:r>
+      <w:r>
+        <w:t xml:space="preserve"> </w:t>
+      </w:r>
+      <w:r>
+        <w:t xml:space="preserve">(system monitoring requires telemetry from every workload)</w:t>
+      </w:r>
+    </w:p>
+    <w:p>
+      <w:pPr>
+        <w:pStyle w:val="Compact"/>
+        <w:numPr>
+          <w:ilvl w:val="0"/>
+          <w:numId w:val="1002"/>
+        </w:numPr>
+      </w:pPr>
+      <w:r>
+        <w:rPr>
+          <w:b/>
+          <w:bCs/>
+        </w:rPr>
+        <w:t xml:space="preserve">DORA</w:t>
+      </w:r>
+      <w:r>
+        <w:t xml:space="preserve"> </w:t>
+      </w:r>
+      <w:r>
+        <w:t xml:space="preserve">—</w:t>
+      </w:r>
+      <w:r>
+        <w:t xml:space="preserve"> </w:t>
+      </w:r>
+      <w:r>
+        <w:rPr>
+          <w:rStyle w:val="VerbatimChar"/>
+        </w:rPr>
+        <w:t xml:space="preserve">Art.8</w:t>
+      </w:r>
+      <w:r>
+        <w:t xml:space="preserve"> </w:t>
+      </w:r>
+      <w:r>
+        <w:t xml:space="preserve">(ICT risk management requires complete asset inventory);</w:t>
+      </w:r>
+      <w:r>
+        <w:t xml:space="preserve"> </w:t>
+      </w:r>
+      <w:r>
+        <w:rPr>
+          <w:rStyle w:val="VerbatimChar"/>
+        </w:rPr>
+        <w:t xml:space="preserve">Art.9</w:t>
+      </w:r>
+      <w:r>
+        <w:t xml:space="preserve"> </w:t>
+      </w:r>
+      <w:r>
+        <w:t xml:space="preserve">(ICT security depends on knowing the estate)</w:t>
+      </w:r>
+    </w:p>
     <w:bookmarkEnd w:id="11"/>
     <w:bookmarkStart w:id="12" w:name="X179c635b47ce32e8a0decf4cfcc0bee62812592"/>
     <w:p>
@@ -560,6 +771,262 @@
         <w:t xml:space="preserve">A populated policy library indicates segmentation is past initial discovery and into active design.</w:t>
       </w:r>
     </w:p>
+    <w:p>
+      <w:pPr>
+        <w:pStyle w:val="BodyText"/>
+      </w:pPr>
+      <w:r>
+        <w:rPr>
+          <w:b/>
+          <w:bCs/>
+        </w:rPr>
+        <w:t xml:space="preserve">Compliance reinforcement.</w:t>
+      </w:r>
+      <w:r>
+        <w:t xml:space="preserve"> </w:t>
+      </w:r>
+      <w:r>
+        <w:t xml:space="preserve">This capability supports:</w:t>
+      </w:r>
+    </w:p>
+    <w:p>
+      <w:pPr>
+        <w:pStyle w:val="Compact"/>
+        <w:numPr>
+          <w:ilvl w:val="0"/>
+          <w:numId w:val="1003"/>
+        </w:numPr>
+      </w:pPr>
+      <w:r>
+        <w:rPr>
+          <w:b/>
+          <w:bCs/>
+        </w:rPr>
+        <w:t xml:space="preserve">HIPAA</w:t>
+      </w:r>
+      <w:r>
+        <w:t xml:space="preserve"> </w:t>
+      </w:r>
+      <w:r>
+        <w:t xml:space="preserve">—</w:t>
+      </w:r>
+      <w:r>
+        <w:t xml:space="preserve"> </w:t>
+      </w:r>
+      <w:r>
+        <w:rPr>
+          <w:rStyle w:val="VerbatimChar"/>
+        </w:rPr>
+        <w:t xml:space="preserve">164.308(a)(4)</w:t>
+      </w:r>
+      <w:r>
+        <w:t xml:space="preserve"> </w:t>
+      </w:r>
+      <w:r>
+        <w:t xml:space="preserve">(information access management is enforced via policy);</w:t>
+      </w:r>
+      <w:r>
+        <w:t xml:space="preserve"> </w:t>
+      </w:r>
+      <w:r>
+        <w:rPr>
+          <w:rStyle w:val="VerbatimChar"/>
+        </w:rPr>
+        <w:t xml:space="preserve">164.312(a)(1)</w:t>
+      </w:r>
+      <w:r>
+        <w:t xml:space="preserve"> </w:t>
+      </w:r>
+      <w:r>
+        <w:t xml:space="preserve">(access control is implemented as policy)</w:t>
+      </w:r>
+    </w:p>
+    <w:p>
+      <w:pPr>
+        <w:pStyle w:val="Compact"/>
+        <w:numPr>
+          <w:ilvl w:val="0"/>
+          <w:numId w:val="1003"/>
+        </w:numPr>
+      </w:pPr>
+      <w:r>
+        <w:rPr>
+          <w:b/>
+          <w:bCs/>
+        </w:rPr>
+        <w:t xml:space="preserve">PCI-DSS</w:t>
+      </w:r>
+      <w:r>
+        <w:t xml:space="preserve"> </w:t>
+      </w:r>
+      <w:r>
+        <w:t xml:space="preserve">—</w:t>
+      </w:r>
+      <w:r>
+        <w:t xml:space="preserve"> </w:t>
+      </w:r>
+      <w:r>
+        <w:rPr>
+          <w:rStyle w:val="VerbatimChar"/>
+        </w:rPr>
+        <w:t xml:space="preserve">1.2.1</w:t>
+      </w:r>
+      <w:r>
+        <w:t xml:space="preserve"> </w:t>
+      </w:r>
+      <w:r>
+        <w:t xml:space="preserve">(network security controls are the segmentation evidence);</w:t>
+      </w:r>
+      <w:r>
+        <w:t xml:space="preserve"> </w:t>
+      </w:r>
+      <w:r>
+        <w:rPr>
+          <w:rStyle w:val="VerbatimChar"/>
+        </w:rPr>
+        <w:t xml:space="preserve">1.3</w:t>
+      </w:r>
+      <w:r>
+        <w:t xml:space="preserve"> </w:t>
+      </w:r>
+      <w:r>
+        <w:t xml:space="preserve">(no direct internet access to CDE requires enforced policy);</w:t>
+      </w:r>
+      <w:r>
+        <w:t xml:space="preserve"> </w:t>
+      </w:r>
+      <w:r>
+        <w:rPr>
+          <w:rStyle w:val="VerbatimChar"/>
+        </w:rPr>
+        <w:t xml:space="preserve">12.5.3</w:t>
+      </w:r>
+      <w:r>
+        <w:t xml:space="preserve"> </w:t>
+      </w:r>
+      <w:r>
+        <w:t xml:space="preserve">(segmentation effectiveness is tested annually)</w:t>
+      </w:r>
+    </w:p>
+    <w:p>
+      <w:pPr>
+        <w:pStyle w:val="Compact"/>
+        <w:numPr>
+          <w:ilvl w:val="0"/>
+          <w:numId w:val="1003"/>
+        </w:numPr>
+      </w:pPr>
+      <w:r>
+        <w:rPr>
+          <w:b/>
+          <w:bCs/>
+        </w:rPr>
+        <w:t xml:space="preserve">NIST-800-53</w:t>
+      </w:r>
+      <w:r>
+        <w:t xml:space="preserve"> </w:t>
+      </w:r>
+      <w:r>
+        <w:t xml:space="preserve">—</w:t>
+      </w:r>
+      <w:r>
+        <w:t xml:space="preserve"> </w:t>
+      </w:r>
+      <w:r>
+        <w:rPr>
+          <w:rStyle w:val="VerbatimChar"/>
+        </w:rPr>
+        <w:t xml:space="preserve">AC-3</w:t>
+      </w:r>
+      <w:r>
+        <w:t xml:space="preserve"> </w:t>
+      </w:r>
+      <w:r>
+        <w:t xml:space="preserve">(access enforcement is implemented as policy);</w:t>
+      </w:r>
+      <w:r>
+        <w:t xml:space="preserve"> </w:t>
+      </w:r>
+      <w:r>
+        <w:rPr>
+          <w:rStyle w:val="VerbatimChar"/>
+        </w:rPr>
+        <w:t xml:space="preserve">AC-4</w:t>
+      </w:r>
+      <w:r>
+        <w:t xml:space="preserve"> </w:t>
+      </w:r>
+      <w:r>
+        <w:t xml:space="preserve">(information flow enforcement is the segmentation control);</w:t>
+      </w:r>
+      <w:r>
+        <w:t xml:space="preserve"> </w:t>
+      </w:r>
+      <w:r>
+        <w:rPr>
+          <w:rStyle w:val="VerbatimChar"/>
+        </w:rPr>
+        <w:t xml:space="preserve">CM-7</w:t>
+      </w:r>
+      <w:r>
+        <w:t xml:space="preserve"> </w:t>
+      </w:r>
+      <w:r>
+        <w:t xml:space="preserve">(least functionality limits flows to what is needed);</w:t>
+      </w:r>
+      <w:r>
+        <w:t xml:space="preserve"> </w:t>
+      </w:r>
+      <w:r>
+        <w:rPr>
+          <w:rStyle w:val="VerbatimChar"/>
+        </w:rPr>
+        <w:t xml:space="preserve">SC-7</w:t>
+      </w:r>
+      <w:r>
+        <w:t xml:space="preserve"> </w:t>
+      </w:r>
+      <w:r>
+        <w:t xml:space="preserve">(boundary protection is segmentation)</w:t>
+      </w:r>
+    </w:p>
+    <w:p>
+      <w:pPr>
+        <w:pStyle w:val="Compact"/>
+        <w:numPr>
+          <w:ilvl w:val="0"/>
+          <w:numId w:val="1003"/>
+        </w:numPr>
+      </w:pPr>
+      <w:r>
+        <w:rPr>
+          <w:b/>
+          <w:bCs/>
+        </w:rPr>
+        <w:t xml:space="preserve">DORA</w:t>
+      </w:r>
+      <w:r>
+        <w:t xml:space="preserve"> </w:t>
+      </w:r>
+      <w:r>
+        <w:t xml:space="preserve">—</w:t>
+      </w:r>
+      <w:r>
+        <w:t xml:space="preserve"> </w:t>
+      </w:r>
+      <w:r>
+        <w:rPr>
+          <w:rStyle w:val="VerbatimChar"/>
+        </w:rPr>
+        <w:t xml:space="preserve">Art.9</w:t>
+      </w:r>
+      <w:r>
+        <w:t xml:space="preserve"> </w:t>
+      </w:r>
+      <w:r>
+        <w:t xml:space="preserve">(ICT security includes segmentation of critical assets)</w:t>
+      </w:r>
+    </w:p>
     <w:bookmarkEnd w:id="12"/>
     <w:bookmarkStart w:id="13" w:name="X1aa26e90e35d45fc8441e45773fa0ed83dd4d34"/>
     <w:p>
@@ -578,6 +1045,262 @@
         <w:t xml:space="preserve">Enforcement-mode policies are the difference between an audit narrative and a control. This ratio is the single best evidence the program is operational.</w:t>
       </w:r>
     </w:p>
+    <w:p>
+      <w:pPr>
+        <w:pStyle w:val="BodyText"/>
+      </w:pPr>
+      <w:r>
+        <w:rPr>
+          <w:b/>
+          <w:bCs/>
+        </w:rPr>
+        <w:t xml:space="preserve">Compliance reinforcement.</w:t>
+      </w:r>
+      <w:r>
+        <w:t xml:space="preserve"> </w:t>
+      </w:r>
+      <w:r>
+        <w:t xml:space="preserve">This capability supports:</w:t>
+      </w:r>
+    </w:p>
+    <w:p>
+      <w:pPr>
+        <w:pStyle w:val="Compact"/>
+        <w:numPr>
+          <w:ilvl w:val="0"/>
+          <w:numId w:val="1004"/>
+        </w:numPr>
+      </w:pPr>
+      <w:r>
+        <w:rPr>
+          <w:b/>
+          <w:bCs/>
+        </w:rPr>
+        <w:t xml:space="preserve">HIPAA</w:t>
+      </w:r>
+      <w:r>
+        <w:t xml:space="preserve"> </w:t>
+      </w:r>
+      <w:r>
+        <w:t xml:space="preserve">—</w:t>
+      </w:r>
+      <w:r>
+        <w:t xml:space="preserve"> </w:t>
+      </w:r>
+      <w:r>
+        <w:rPr>
+          <w:rStyle w:val="VerbatimChar"/>
+        </w:rPr>
+        <w:t xml:space="preserve">164.308(a)(4)</w:t>
+      </w:r>
+      <w:r>
+        <w:t xml:space="preserve"> </w:t>
+      </w:r>
+      <w:r>
+        <w:t xml:space="preserve">(information access management is enforced via policy);</w:t>
+      </w:r>
+      <w:r>
+        <w:t xml:space="preserve"> </w:t>
+      </w:r>
+      <w:r>
+        <w:rPr>
+          <w:rStyle w:val="VerbatimChar"/>
+        </w:rPr>
+        <w:t xml:space="preserve">164.312(a)(1)</w:t>
+      </w:r>
+      <w:r>
+        <w:t xml:space="preserve"> </w:t>
+      </w:r>
+      <w:r>
+        <w:t xml:space="preserve">(access control is implemented as policy)</w:t>
+      </w:r>
+    </w:p>
+    <w:p>
+      <w:pPr>
+        <w:pStyle w:val="Compact"/>
+        <w:numPr>
+          <w:ilvl w:val="0"/>
+          <w:numId w:val="1004"/>
+        </w:numPr>
+      </w:pPr>
+      <w:r>
+        <w:rPr>
+          <w:b/>
+          <w:bCs/>
+        </w:rPr>
+        <w:t xml:space="preserve">PCI-DSS</w:t>
+      </w:r>
+      <w:r>
+        <w:t xml:space="preserve"> </w:t>
+      </w:r>
+      <w:r>
+        <w:t xml:space="preserve">—</w:t>
+      </w:r>
+      <w:r>
+        <w:t xml:space="preserve"> </w:t>
+      </w:r>
+      <w:r>
+        <w:rPr>
+          <w:rStyle w:val="VerbatimChar"/>
+        </w:rPr>
+        <w:t xml:space="preserve">1.2.1</w:t>
+      </w:r>
+      <w:r>
+        <w:t xml:space="preserve"> </w:t>
+      </w:r>
+      <w:r>
+        <w:t xml:space="preserve">(network security controls are the segmentation evidence);</w:t>
+      </w:r>
+      <w:r>
+        <w:t xml:space="preserve"> </w:t>
+      </w:r>
+      <w:r>
+        <w:rPr>
+          <w:rStyle w:val="VerbatimChar"/>
+        </w:rPr>
+        <w:t xml:space="preserve">1.3</w:t>
+      </w:r>
+      <w:r>
+        <w:t xml:space="preserve"> </w:t>
+      </w:r>
+      <w:r>
+        <w:t xml:space="preserve">(no direct internet access to CDE requires enforced policy);</w:t>
+      </w:r>
+      <w:r>
+        <w:t xml:space="preserve"> </w:t>
+      </w:r>
+      <w:r>
+        <w:rPr>
+          <w:rStyle w:val="VerbatimChar"/>
+        </w:rPr>
+        <w:t xml:space="preserve">12.5.3</w:t>
+      </w:r>
+      <w:r>
+        <w:t xml:space="preserve"> </w:t>
+      </w:r>
+      <w:r>
+        <w:t xml:space="preserve">(segmentation effectiveness is tested annually)</w:t>
+      </w:r>
+    </w:p>
+    <w:p>
+      <w:pPr>
+        <w:pStyle w:val="Compact"/>
+        <w:numPr>
+          <w:ilvl w:val="0"/>
+          <w:numId w:val="1004"/>
+        </w:numPr>
+      </w:pPr>
+      <w:r>
+        <w:rPr>
+          <w:b/>
+          <w:bCs/>
+        </w:rPr>
+        <w:t xml:space="preserve">NIST-800-53</w:t>
+      </w:r>
+      <w:r>
+        <w:t xml:space="preserve"> </w:t>
+      </w:r>
+      <w:r>
+        <w:t xml:space="preserve">—</w:t>
+      </w:r>
+      <w:r>
+        <w:t xml:space="preserve"> </w:t>
+      </w:r>
+      <w:r>
+        <w:rPr>
+          <w:rStyle w:val="VerbatimChar"/>
+        </w:rPr>
+        <w:t xml:space="preserve">AC-3</w:t>
+      </w:r>
+      <w:r>
+        <w:t xml:space="preserve"> </w:t>
+      </w:r>
+      <w:r>
+        <w:t xml:space="preserve">(access enforcement is implemented as policy);</w:t>
+      </w:r>
+      <w:r>
+        <w:t xml:space="preserve"> </w:t>
+      </w:r>
+      <w:r>
+        <w:rPr>
+          <w:rStyle w:val="VerbatimChar"/>
+        </w:rPr>
+        <w:t xml:space="preserve">AC-4</w:t>
+      </w:r>
+      <w:r>
+        <w:t xml:space="preserve"> </w:t>
+      </w:r>
+      <w:r>
+        <w:t xml:space="preserve">(information flow enforcement is the segmentation control);</w:t>
+      </w:r>
+      <w:r>
+        <w:t xml:space="preserve"> </w:t>
+      </w:r>
+      <w:r>
+        <w:rPr>
+          <w:rStyle w:val="VerbatimChar"/>
+        </w:rPr>
+        <w:t xml:space="preserve">CM-7</w:t>
+      </w:r>
+      <w:r>
+        <w:t xml:space="preserve"> </w:t>
+      </w:r>
+      <w:r>
+        <w:t xml:space="preserve">(least functionality limits flows to what is needed);</w:t>
+      </w:r>
+      <w:r>
+        <w:t xml:space="preserve"> </w:t>
+      </w:r>
+      <w:r>
+        <w:rPr>
+          <w:rStyle w:val="VerbatimChar"/>
+        </w:rPr>
+        <w:t xml:space="preserve">SC-7</w:t>
+      </w:r>
+      <w:r>
+        <w:t xml:space="preserve"> </w:t>
+      </w:r>
+      <w:r>
+        <w:t xml:space="preserve">(boundary protection is segmentation)</w:t>
+      </w:r>
+    </w:p>
+    <w:p>
+      <w:pPr>
+        <w:pStyle w:val="Compact"/>
+        <w:numPr>
+          <w:ilvl w:val="0"/>
+          <w:numId w:val="1004"/>
+        </w:numPr>
+      </w:pPr>
+      <w:r>
+        <w:rPr>
+          <w:b/>
+          <w:bCs/>
+        </w:rPr>
+        <w:t xml:space="preserve">DORA</w:t>
+      </w:r>
+      <w:r>
+        <w:t xml:space="preserve"> </w:t>
+      </w:r>
+      <w:r>
+        <w:t xml:space="preserve">—</w:t>
+      </w:r>
+      <w:r>
+        <w:t xml:space="preserve"> </w:t>
+      </w:r>
+      <w:r>
+        <w:rPr>
+          <w:rStyle w:val="VerbatimChar"/>
+        </w:rPr>
+        <w:t xml:space="preserve">Art.9</w:t>
+      </w:r>
+      <w:r>
+        <w:t xml:space="preserve"> </w:t>
+      </w:r>
+      <w:r>
+        <w:t xml:space="preserve">(ICT security includes segmentation of critical assets)</w:t>
+      </w:r>
+    </w:p>
     <w:bookmarkEnd w:id="13"/>
     <w:bookmarkStart w:id="14" w:name="Xce213dd880b2089efee0902c1e88edd5539def6"/>
     <w:p>
@@ -594,6 +1317,217 @@
       </w:pPr>
       <w:r>
         <w:t xml:space="preserve">A scope hierarchy this deep means the segmentation model reflects organisational reality - prerequisite for least-privilege at scale.</w:t>
+      </w:r>
+    </w:p>
+    <w:p>
+      <w:pPr>
+        <w:pStyle w:val="BodyText"/>
+      </w:pPr>
+      <w:r>
+        <w:rPr>
+          <w:b/>
+          <w:bCs/>
+        </w:rPr>
+        <w:t xml:space="preserve">Compliance reinforcement.</w:t>
+      </w:r>
+      <w:r>
+        <w:t xml:space="preserve"> </w:t>
+      </w:r>
+      <w:r>
+        <w:t xml:space="preserve">This capability supports:</w:t>
+      </w:r>
+    </w:p>
+    <w:p>
+      <w:pPr>
+        <w:pStyle w:val="Compact"/>
+        <w:numPr>
+          <w:ilvl w:val="0"/>
+          <w:numId w:val="1005"/>
+        </w:numPr>
+      </w:pPr>
+      <w:r>
+        <w:rPr>
+          <w:b/>
+          <w:bCs/>
+        </w:rPr>
+        <w:t xml:space="preserve">HIPAA</w:t>
+      </w:r>
+      <w:r>
+        <w:t xml:space="preserve"> </w:t>
+      </w:r>
+      <w:r>
+        <w:t xml:space="preserve">—</w:t>
+      </w:r>
+      <w:r>
+        <w:t xml:space="preserve"> </w:t>
+      </w:r>
+      <w:r>
+        <w:rPr>
+          <w:rStyle w:val="VerbatimChar"/>
+        </w:rPr>
+        <w:t xml:space="preserve">164.308(a)(1)(ii)(A)</w:t>
+      </w:r>
+      <w:r>
+        <w:t xml:space="preserve"> </w:t>
+      </w:r>
+      <w:r>
+        <w:t xml:space="preserve">(risk analysis requires knowing what's in scope);</w:t>
+      </w:r>
+      <w:r>
+        <w:t xml:space="preserve"> </w:t>
+      </w:r>
+      <w:r>
+        <w:rPr>
+          <w:rStyle w:val="VerbatimChar"/>
+        </w:rPr>
+        <w:t xml:space="preserve">164.310(c)</w:t>
+      </w:r>
+      <w:r>
+        <w:t xml:space="preserve"> </w:t>
+      </w:r>
+      <w:r>
+        <w:t xml:space="preserve">(workstation security depends on inventory)</w:t>
+      </w:r>
+    </w:p>
+    <w:p>
+      <w:pPr>
+        <w:pStyle w:val="Compact"/>
+        <w:numPr>
+          <w:ilvl w:val="0"/>
+          <w:numId w:val="1005"/>
+        </w:numPr>
+      </w:pPr>
+      <w:r>
+        <w:rPr>
+          <w:b/>
+          <w:bCs/>
+        </w:rPr>
+        <w:t xml:space="preserve">PCI-DSS</w:t>
+      </w:r>
+      <w:r>
+        <w:t xml:space="preserve"> </w:t>
+      </w:r>
+      <w:r>
+        <w:t xml:space="preserve">—</w:t>
+      </w:r>
+      <w:r>
+        <w:t xml:space="preserve"> </w:t>
+      </w:r>
+      <w:r>
+        <w:rPr>
+          <w:rStyle w:val="VerbatimChar"/>
+        </w:rPr>
+        <w:t xml:space="preserve">1.2.1</w:t>
+      </w:r>
+      <w:r>
+        <w:t xml:space="preserve"> </w:t>
+      </w:r>
+      <w:r>
+        <w:t xml:space="preserve">(network controls depend on knowing what they protect)</w:t>
+      </w:r>
+    </w:p>
+    <w:p>
+      <w:pPr>
+        <w:pStyle w:val="Compact"/>
+        <w:numPr>
+          <w:ilvl w:val="0"/>
+          <w:numId w:val="1005"/>
+        </w:numPr>
+      </w:pPr>
+      <w:r>
+        <w:rPr>
+          <w:b/>
+          <w:bCs/>
+        </w:rPr>
+        <w:t xml:space="preserve">NIST-800-53</w:t>
+      </w:r>
+      <w:r>
+        <w:t xml:space="preserve"> </w:t>
+      </w:r>
+      <w:r>
+        <w:t xml:space="preserve">—</w:t>
+      </w:r>
+      <w:r>
+        <w:t xml:space="preserve"> </w:t>
+      </w:r>
+      <w:r>
+        <w:rPr>
+          <w:rStyle w:val="VerbatimChar"/>
+        </w:rPr>
+        <w:t xml:space="preserve">AU-2</w:t>
+      </w:r>
+      <w:r>
+        <w:t xml:space="preserve"> </w:t>
+      </w:r>
+      <w:r>
+        <w:t xml:space="preserve">(audit events presume coverage of every workload);</w:t>
+      </w:r>
+      <w:r>
+        <w:t xml:space="preserve"> </w:t>
+      </w:r>
+      <w:r>
+        <w:rPr>
+          <w:rStyle w:val="VerbatimChar"/>
+        </w:rPr>
+        <w:t xml:space="preserve">SI-4</w:t>
+      </w:r>
+      <w:r>
+        <w:t xml:space="preserve"> </w:t>
+      </w:r>
+      <w:r>
+        <w:t xml:space="preserve">(system monitoring requires telemetry from every workload)</w:t>
+      </w:r>
+    </w:p>
+    <w:p>
+      <w:pPr>
+        <w:pStyle w:val="Compact"/>
+        <w:numPr>
+          <w:ilvl w:val="0"/>
+          <w:numId w:val="1005"/>
+        </w:numPr>
+      </w:pPr>
+      <w:r>
+        <w:rPr>
+          <w:b/>
+          <w:bCs/>
+        </w:rPr>
+        <w:t xml:space="preserve">DORA</w:t>
+      </w:r>
+      <w:r>
+        <w:t xml:space="preserve"> </w:t>
+      </w:r>
+      <w:r>
+        <w:t xml:space="preserve">—</w:t>
+      </w:r>
+      <w:r>
+        <w:t xml:space="preserve"> </w:t>
+      </w:r>
+      <w:r>
+        <w:rPr>
+          <w:rStyle w:val="VerbatimChar"/>
+        </w:rPr>
+        <w:t xml:space="preserve">Art.8</w:t>
+      </w:r>
+      <w:r>
+        <w:t xml:space="preserve"> </w:t>
+      </w:r>
+      <w:r>
+        <w:t xml:space="preserve">(ICT risk management requires complete asset inventory);</w:t>
+      </w:r>
+      <w:r>
+        <w:t xml:space="preserve"> </w:t>
+      </w:r>
+      <w:r>
+        <w:rPr>
+          <w:rStyle w:val="VerbatimChar"/>
+        </w:rPr>
+        <w:t xml:space="preserve">Art.9</w:t>
+      </w:r>
+      <w:r>
+        <w:t xml:space="preserve"> </w:t>
+      </w:r>
+      <w:r>
+        <w:t xml:space="preserve">(ICT security depends on knowing the estate)</w:t>
       </w:r>
     </w:p>
     <w:p>
@@ -614,6 +1548,74 @@
         <w:t xml:space="preserve">What we'd recommend addressing</w:t>
       </w:r>
     </w:p>
+    <w:p>
+      <w:pPr>
+        <w:pStyle w:val="BlockText"/>
+      </w:pPr>
+      <w:r>
+        <w:rPr>
+          <w:b/>
+          <w:bCs/>
+        </w:rPr>
+        <w:t xml:space="preserve">Why these matter beyond the score.</w:t>
+      </w:r>
+      <w:r>
+        <w:t xml:space="preserve"> </w:t>
+      </w:r>
+      <w:r>
+        <w:t xml:space="preserve">The 4 items below</w:t>
+      </w:r>
+      <w:r>
+        <w:t xml:space="preserve"> </w:t>
+      </w:r>
+      <w:r>
+        <w:t xml:space="preserve">together touch</w:t>
+      </w:r>
+      <w:r>
+        <w:t xml:space="preserve"> </w:t>
+      </w:r>
+      <w:r>
+        <w:rPr>
+          <w:b/>
+          <w:bCs/>
+        </w:rPr>
+        <w:t xml:space="preserve">7 not-yet-met controls</w:t>
+      </w:r>
+      <w:r>
+        <w:t xml:space="preserve"> </w:t>
+      </w:r>
+      <w:r>
+        <w:t xml:space="preserve">across</w:t>
+      </w:r>
+      <w:r>
+        <w:t xml:space="preserve"> </w:t>
+      </w:r>
+      <w:r>
+        <w:rPr>
+          <w:b/>
+          <w:bCs/>
+        </w:rPr>
+        <w:t xml:space="preserve">4 frameworks</w:t>
+      </w:r>
+      <w:r>
+        <w:t xml:space="preserve"> </w:t>
+      </w:r>
+      <w:r>
+        <w:t xml:space="preserve">(HIPAA, NIST-800-53, PCI-DSS, DORA). Each item lists the specific</w:t>
+      </w:r>
+      <w:r>
+        <w:t xml:space="preserve"> </w:t>
+      </w:r>
+      <w:r>
+        <w:t xml:space="preserve">control IDs it would help close, so the work can be tracked back to a</w:t>
+      </w:r>
+      <w:r>
+        <w:t xml:space="preserve"> </w:t>
+      </w:r>
+      <w:r>
+        <w:t xml:space="preserve">compliance line item.</w:t>
+      </w:r>
+    </w:p>
     <w:bookmarkStart w:id="16" w:name="few-absolute-policies-in-place"/>
     <w:p>
       <w:pPr>
@@ -643,6 +1645,98 @@
         <w:t xml:space="preserve">Absolute policies are the right tool for crown-jewel isolation (PHI, cardholder data, regulated systems). Their absence indicates the segmentation strategy is still permissive-by-default.</w:t>
       </w:r>
     </w:p>
+    <w:p>
+      <w:pPr>
+        <w:pStyle w:val="BodyText"/>
+      </w:pPr>
+      <w:r>
+        <w:rPr>
+          <w:b/>
+          <w:bCs/>
+        </w:rPr>
+        <w:t xml:space="preserve">Compliance impact if addressed.</w:t>
+      </w:r>
+      <w:r>
+        <w:t xml:space="preserve"> </w:t>
+      </w:r>
+      <w:r>
+        <w:t xml:space="preserve">Closing this gap helps move:</w:t>
+      </w:r>
+    </w:p>
+    <w:p>
+      <w:pPr>
+        <w:pStyle w:val="Compact"/>
+        <w:numPr>
+          <w:ilvl w:val="0"/>
+          <w:numId w:val="1006"/>
+        </w:numPr>
+      </w:pPr>
+      <w:r>
+        <w:rPr>
+          <w:b/>
+          <w:bCs/>
+        </w:rPr>
+        <w:t xml:space="preserve">HIPAA</w:t>
+      </w:r>
+      <w:r>
+        <w:t xml:space="preserve"> </w:t>
+      </w:r>
+      <w:r>
+        <w:t xml:space="preserve">—</w:t>
+      </w:r>
+      <w:r>
+        <w:t xml:space="preserve"> </w:t>
+      </w:r>
+      <w:r>
+        <w:rPr>
+          <w:rStyle w:val="VerbatimChar"/>
+        </w:rPr>
+        <w:t xml:space="preserve">164.312(e)(1)</w:t>
+      </w:r>
+      <w:r>
+        <w:t xml:space="preserve"> </w:t>
+      </w:r>
+      <w:r>
+        <w:t xml:space="preserve">(transmission security relies on segmentation)</w:t>
+      </w:r>
+    </w:p>
+    <w:p>
+      <w:pPr>
+        <w:pStyle w:val="Compact"/>
+        <w:numPr>
+          <w:ilvl w:val="0"/>
+          <w:numId w:val="1006"/>
+        </w:numPr>
+      </w:pPr>
+      <w:r>
+        <w:rPr>
+          <w:b/>
+          <w:bCs/>
+        </w:rPr>
+        <w:t xml:space="preserve">NIST-800-53</w:t>
+      </w:r>
+      <w:r>
+        <w:t xml:space="preserve"> </w:t>
+      </w:r>
+      <w:r>
+        <w:t xml:space="preserve">—</w:t>
+      </w:r>
+      <w:r>
+        <w:t xml:space="preserve"> </w:t>
+      </w:r>
+      <w:r>
+        <w:rPr>
+          <w:rStyle w:val="VerbatimChar"/>
+        </w:rPr>
+        <w:t xml:space="preserve">SC-7(5)</w:t>
+      </w:r>
+      <w:r>
+        <w:t xml:space="preserve"> </w:t>
+      </w:r>
+      <w:r>
+        <w:t xml:space="preserve">(deny-by-default requires absolute policies)</w:t>
+      </w:r>
+    </w:p>
     <w:bookmarkEnd w:id="16"/>
     <w:bookmarkStart w:id="17" w:name="X8d0c208a1c53a3e586bd6c10ef9a391588ccb67"/>
     <w:p>
@@ -673,6 +1767,98 @@
         <w:t xml:space="preserve">Monitor-mode policies generate evidence but do not block lateral movement. Promoting reviewed policies to enforce directly improves the segmentation score component.</w:t>
       </w:r>
     </w:p>
+    <w:p>
+      <w:pPr>
+        <w:pStyle w:val="BodyText"/>
+      </w:pPr>
+      <w:r>
+        <w:rPr>
+          <w:b/>
+          <w:bCs/>
+        </w:rPr>
+        <w:t xml:space="preserve">Compliance impact if addressed.</w:t>
+      </w:r>
+      <w:r>
+        <w:t xml:space="preserve"> </w:t>
+      </w:r>
+      <w:r>
+        <w:t xml:space="preserve">Closing this gap helps move:</w:t>
+      </w:r>
+    </w:p>
+    <w:p>
+      <w:pPr>
+        <w:pStyle w:val="Compact"/>
+        <w:numPr>
+          <w:ilvl w:val="0"/>
+          <w:numId w:val="1007"/>
+        </w:numPr>
+      </w:pPr>
+      <w:r>
+        <w:rPr>
+          <w:b/>
+          <w:bCs/>
+        </w:rPr>
+        <w:t xml:space="preserve">HIPAA</w:t>
+      </w:r>
+      <w:r>
+        <w:t xml:space="preserve"> </w:t>
+      </w:r>
+      <w:r>
+        <w:t xml:space="preserve">—</w:t>
+      </w:r>
+      <w:r>
+        <w:t xml:space="preserve"> </w:t>
+      </w:r>
+      <w:r>
+        <w:rPr>
+          <w:rStyle w:val="VerbatimChar"/>
+        </w:rPr>
+        <w:t xml:space="preserve">164.312(e)(1)</w:t>
+      </w:r>
+      <w:r>
+        <w:t xml:space="preserve"> </w:t>
+      </w:r>
+      <w:r>
+        <w:t xml:space="preserve">(transmission security relies on segmentation)</w:t>
+      </w:r>
+    </w:p>
+    <w:p>
+      <w:pPr>
+        <w:pStyle w:val="Compact"/>
+        <w:numPr>
+          <w:ilvl w:val="0"/>
+          <w:numId w:val="1007"/>
+        </w:numPr>
+      </w:pPr>
+      <w:r>
+        <w:rPr>
+          <w:b/>
+          <w:bCs/>
+        </w:rPr>
+        <w:t xml:space="preserve">NIST-800-53</w:t>
+      </w:r>
+      <w:r>
+        <w:t xml:space="preserve"> </w:t>
+      </w:r>
+      <w:r>
+        <w:t xml:space="preserve">—</w:t>
+      </w:r>
+      <w:r>
+        <w:t xml:space="preserve"> </w:t>
+      </w:r>
+      <w:r>
+        <w:rPr>
+          <w:rStyle w:val="VerbatimChar"/>
+        </w:rPr>
+        <w:t xml:space="preserve">SC-7(5)</w:t>
+      </w:r>
+      <w:r>
+        <w:t xml:space="preserve"> </w:t>
+      </w:r>
+      <w:r>
+        <w:t xml:space="preserve">(deny-by-default requires absolute policies)</w:t>
+      </w:r>
+    </w:p>
     <w:bookmarkEnd w:id="17"/>
     <w:bookmarkStart w:id="18" w:name="Xa3d72f6a66cd88ecd43ad2740e7a530a173f7a3"/>
     <w:p>
@@ -703,6 +1889,98 @@
         <w:t xml:space="preserve">CSW correlates package CVEs to running processes. Each critical CVE on an internet-reachable workload is a candidate for escalation to patching or compensating policy.</w:t>
       </w:r>
     </w:p>
+    <w:p>
+      <w:pPr>
+        <w:pStyle w:val="BodyText"/>
+      </w:pPr>
+      <w:r>
+        <w:rPr>
+          <w:b/>
+          <w:bCs/>
+        </w:rPr>
+        <w:t xml:space="preserve">Compliance impact if addressed.</w:t>
+      </w:r>
+      <w:r>
+        <w:t xml:space="preserve"> </w:t>
+      </w:r>
+      <w:r>
+        <w:t xml:space="preserve">Closing this gap helps move:</w:t>
+      </w:r>
+    </w:p>
+    <w:p>
+      <w:pPr>
+        <w:pStyle w:val="Compact"/>
+        <w:numPr>
+          <w:ilvl w:val="0"/>
+          <w:numId w:val="1008"/>
+        </w:numPr>
+      </w:pPr>
+      <w:r>
+        <w:rPr>
+          <w:b/>
+          <w:bCs/>
+        </w:rPr>
+        <w:t xml:space="preserve">PCI-DSS</w:t>
+      </w:r>
+      <w:r>
+        <w:t xml:space="preserve"> </w:t>
+      </w:r>
+      <w:r>
+        <w:t xml:space="preserve">—</w:t>
+      </w:r>
+      <w:r>
+        <w:t xml:space="preserve"> </w:t>
+      </w:r>
+      <w:r>
+        <w:rPr>
+          <w:rStyle w:val="VerbatimChar"/>
+        </w:rPr>
+        <w:t xml:space="preserve">11.3</w:t>
+      </w:r>
+      <w:r>
+        <w:t xml:space="preserve"> </w:t>
+      </w:r>
+      <w:r>
+        <w:t xml:space="preserve">(vulnerability scanning evidence drives this control)</w:t>
+      </w:r>
+    </w:p>
+    <w:p>
+      <w:pPr>
+        <w:pStyle w:val="Compact"/>
+        <w:numPr>
+          <w:ilvl w:val="0"/>
+          <w:numId w:val="1008"/>
+        </w:numPr>
+      </w:pPr>
+      <w:r>
+        <w:rPr>
+          <w:b/>
+          <w:bCs/>
+        </w:rPr>
+        <w:t xml:space="preserve">DORA</w:t>
+      </w:r>
+      <w:r>
+        <w:t xml:space="preserve"> </w:t>
+      </w:r>
+      <w:r>
+        <w:t xml:space="preserve">—</w:t>
+      </w:r>
+      <w:r>
+        <w:t xml:space="preserve"> </w:t>
+      </w:r>
+      <w:r>
+        <w:rPr>
+          <w:rStyle w:val="VerbatimChar"/>
+        </w:rPr>
+        <w:t xml:space="preserve">Art.10</w:t>
+      </w:r>
+      <w:r>
+        <w:t xml:space="preserve"> </w:t>
+      </w:r>
+      <w:r>
+        <w:t xml:space="preserve">(detection of ICT vulnerabilities)</w:t>
+      </w:r>
+    </w:p>
     <w:bookmarkEnd w:id="18"/>
     <w:bookmarkStart w:id="19" w:name="X29600faab9241fffe660d5f60430df8650094a8"/>
     <w:p>
@@ -731,6 +2009,61 @@
       </w:pPr>
       <w:r>
         <w:t xml:space="preserve">Workloads outside agent coverage are invisible to flow analytics, ADM, and policy enforcement. Closing this gap unlocks visibility-driven controls in every framework.</w:t>
+      </w:r>
+    </w:p>
+    <w:p>
+      <w:pPr>
+        <w:pStyle w:val="BodyText"/>
+      </w:pPr>
+      <w:r>
+        <w:rPr>
+          <w:b/>
+          <w:bCs/>
+        </w:rPr>
+        <w:t xml:space="preserve">Compliance impact if addressed.</w:t>
+      </w:r>
+      <w:r>
+        <w:t xml:space="preserve"> </w:t>
+      </w:r>
+      <w:r>
+        <w:t xml:space="preserve">Closing this gap helps move:</w:t>
+      </w:r>
+    </w:p>
+    <w:p>
+      <w:pPr>
+        <w:pStyle w:val="Compact"/>
+        <w:numPr>
+          <w:ilvl w:val="0"/>
+          <w:numId w:val="1009"/>
+        </w:numPr>
+      </w:pPr>
+      <w:r>
+        <w:rPr>
+          <w:b/>
+          <w:bCs/>
+        </w:rPr>
+        <w:t xml:space="preserve">PCI-DSS</w:t>
+      </w:r>
+      <w:r>
+        <w:t xml:space="preserve"> </w:t>
+      </w:r>
+      <w:r>
+        <w:t xml:space="preserve">—</w:t>
+      </w:r>
+      <w:r>
+        <w:t xml:space="preserve"> </w:t>
+      </w:r>
+      <w:r>
+        <w:rPr>
+          <w:rStyle w:val="VerbatimChar"/>
+        </w:rPr>
+        <w:t xml:space="preserve">11.3</w:t>
+      </w:r>
+      <w:r>
+        <w:t xml:space="preserve"> </w:t>
+      </w:r>
+      <w:r>
+        <w:t xml:space="preserve">(penetration-test scope is set by inventory)</w:t>
       </w:r>
     </w:p>
     <w:p>
@@ -1478,7 +2811,7 @@
         <w:pStyle w:val="Compact"/>
         <w:numPr>
           <w:ilvl w:val="0"/>
-          <w:numId w:val="1002"/>
+          <w:numId w:val="1010"/>
         </w:numPr>
       </w:pPr>
       <w:r>
@@ -1506,7 +2839,7 @@
         <w:pStyle w:val="Compact"/>
         <w:numPr>
           <w:ilvl w:val="0"/>
-          <w:numId w:val="1002"/>
+          <w:numId w:val="1010"/>
         </w:numPr>
       </w:pPr>
       <w:r>
@@ -1534,7 +2867,7 @@
         <w:pStyle w:val="Compact"/>
         <w:numPr>
           <w:ilvl w:val="0"/>
-          <w:numId w:val="1002"/>
+          <w:numId w:val="1010"/>
         </w:numPr>
       </w:pPr>
       <w:r>
@@ -1562,7 +2895,7 @@
         <w:pStyle w:val="Compact"/>
         <w:numPr>
           <w:ilvl w:val="0"/>
-          <w:numId w:val="1002"/>
+          <w:numId w:val="1010"/>
         </w:numPr>
       </w:pPr>
       <w:r>
@@ -1607,7 +2940,7 @@
         <w:pStyle w:val="Compact"/>
         <w:numPr>
           <w:ilvl w:val="0"/>
-          <w:numId w:val="1003"/>
+          <w:numId w:val="1011"/>
         </w:numPr>
       </w:pPr>
       <w:r>
@@ -1619,7 +2952,7 @@
         <w:pStyle w:val="Compact"/>
         <w:numPr>
           <w:ilvl w:val="0"/>
-          <w:numId w:val="1003"/>
+          <w:numId w:val="1011"/>
         </w:numPr>
       </w:pPr>
       <w:r>
@@ -1646,7 +2979,7 @@
         <w:pStyle w:val="Compact"/>
         <w:numPr>
           <w:ilvl w:val="0"/>
-          <w:numId w:val="1003"/>
+          <w:numId w:val="1011"/>
         </w:numPr>
       </w:pPr>
       <w:r>
@@ -2075,6 +3408,30 @@
     <w:abstractNumId w:val="991"/>
   </w:num>
   <w:num w:numId="1003">
+    <w:abstractNumId w:val="991"/>
+  </w:num>
+  <w:num w:numId="1004">
+    <w:abstractNumId w:val="991"/>
+  </w:num>
+  <w:num w:numId="1005">
+    <w:abstractNumId w:val="991"/>
+  </w:num>
+  <w:num w:numId="1006">
+    <w:abstractNumId w:val="991"/>
+  </w:num>
+  <w:num w:numId="1007">
+    <w:abstractNumId w:val="991"/>
+  </w:num>
+  <w:num w:numId="1008">
+    <w:abstractNumId w:val="991"/>
+  </w:num>
+  <w:num w:numId="1009">
+    <w:abstractNumId w:val="991"/>
+  </w:num>
+  <w:num w:numId="1010">
+    <w:abstractNumId w:val="991"/>
+  </w:num>
+  <w:num w:numId="1011">
     <w:abstractNumId w:val="99411"/>
     <w:lvlOverride w:ilvl="0">
       <w:startOverride w:val="1"/>
